--- a/templates/G. ΑΠΟΦΑΣΗ_ΕΙΔΙΚΗ_ΑΔΕΙΑ_ΠΕΝΘΟΥΣ1.docx
+++ b/templates/G. ΑΠΟΦΑΣΗ_ΕΙΔΙΚΗ_ΑΔΕΙΑ_ΠΕΝΘΟΥΣ1.docx
@@ -660,18 +660,31 @@
                     </w:rPr>
                     <w:t xml:space="preserve">Email: </w:t>
                   </w:r>
-                  <w:hyperlink r:id="rId7" w:history="1">
-                    <w:r>
-                      <w:rPr>
-                        <w:rStyle w:val="-"/>
-                        <w:rFonts w:ascii="Calibri" w:hAnsi="Calibri"/>
-                        <w:spacing w:val="-2"/>
-                        <w:szCs w:val="22"/>
-                        <w:lang w:val="en-US"/>
-                      </w:rPr>
-                      <w:t>mail@3lyk-argous.arg.sch.gr</w:t>
-                    </w:r>
-                  </w:hyperlink>
+                  <w:r>
+                    <w:fldChar w:fldCharType="begin"/>
+                  </w:r>
+                  <w:r>
+                    <w:rPr>
+                      <w:lang w:val="en-US"/>
+                    </w:rPr>
+                    <w:instrText>HYPERLINK "mailto:mail@3lyk-argous.arg.sch.gr"</w:instrText>
+                  </w:r>
+                  <w:r>
+                    <w:fldChar w:fldCharType="separate"/>
+                  </w:r>
+                  <w:r>
+                    <w:rPr>
+                      <w:rStyle w:val="-"/>
+                      <w:rFonts w:ascii="Calibri" w:hAnsi="Calibri"/>
+                      <w:spacing w:val="-2"/>
+                      <w:szCs w:val="22"/>
+                      <w:lang w:val="en-US"/>
+                    </w:rPr>
+                    <w:t>mail@3lyk-argous.arg.sch.gr</w:t>
+                  </w:r>
+                  <w:r>
+                    <w:fldChar w:fldCharType="end"/>
+                  </w:r>
                 </w:p>
                 <w:p>
                   <w:pPr>
@@ -1902,7 +1915,7 @@
           <w:sz w:val="22"/>
           <w:szCs w:val="22"/>
         </w:rPr>
-        <w:t xml:space="preserve">με αποδοχές, από τις </w:t>
+        <w:t xml:space="preserve">με αποδοχές  </w:t>
       </w:r>
       <w:r>
         <w:rPr>
@@ -1929,7 +1942,7 @@
           <w:sz w:val="22"/>
           <w:szCs w:val="22"/>
         </w:rPr>
-        <w:t xml:space="preserve"> }} έως και τις {{ </w:t>
+        <w:t xml:space="preserve"> }}  {{ </w:t>
       </w:r>
       <w:proofErr w:type="spellStart"/>
       <w:r>
@@ -4812,7 +4825,7 @@
 </file>
 
 <file path=customXml/itemProps1.xml><?xml version="1.0" encoding="utf-8"?>
-<ds:datastoreItem xmlns:ds="http://schemas.openxmlformats.org/officeDocument/2006/customXml" ds:itemID="{247BCE23-32CD-46BD-821F-7D2E042244E7}">
+<ds:datastoreItem xmlns:ds="http://schemas.openxmlformats.org/officeDocument/2006/customXml" ds:itemID="{C30DC4E1-6F68-4CBB-8BB5-7BC0E54E9D4A}">
   <ds:schemaRefs>
     <ds:schemaRef ds:uri="http://schemas.openxmlformats.org/officeDocument/2006/bibliography"/>
   </ds:schemaRefs>
